--- a/BCB_Comprometimento/Output/Plots/chapter_4_1/VEC_export_table.docx
+++ b/BCB_Comprometimento/Output/Plots/chapter_4_1/VEC_export_table.docx
@@ -14,13 +14,13 @@
         <w:tblLook w:val="0000" w:firstRow="0" w:lastRow="0" w:firstColumn="0" w:lastColumn="0" w:noHBand="0" w:noVBand="0"/>
       </w:tblPr>
       <w:tblGrid>
-        <w:gridCol w:w="2333"/>
+        <w:gridCol w:w="2297"/>
         <w:gridCol w:w="1071"/>
-        <w:gridCol w:w="1471"/>
+        <w:gridCol w:w="1455"/>
         <w:gridCol w:w="580"/>
         <w:gridCol w:w="395"/>
-        <w:gridCol w:w="1055"/>
-        <w:gridCol w:w="2053"/>
+        <w:gridCol w:w="1142"/>
+        <w:gridCol w:w="2018"/>
       </w:tblGrid>
       <w:tr>
         <w:trPr>
@@ -264,7 +264,7 @@
                 <w:rFonts w:ascii="Calibri" w:hAnsi="Calibri"/>
                 <w:sz w:val="20"/>
               </w:rPr>
-              <w:t>0.981</w:t>
+              <w:t>0.990</w:t>
             </w:r>
           </w:p>
         </w:tc>
@@ -314,57 +314,57 @@
                 <w:rFonts w:ascii="Calibri" w:hAnsi="Calibri"/>
                 <w:sz w:val="20"/>
               </w:rPr>
-              <w:t>4</w:t>
-            </w:r>
-          </w:p>
-        </w:tc>
-        <w:tc>
-          <w:tcPr>
-            <w:tcW w:w="0" w:type="auto"/>
-            <w:tcBorders>
-              <w:top w:val="single" w:sz="0" w:space="0" w:color="D3D3D3"/>
-              <w:left w:val="single" w:sz="0" w:space="0" w:color="D3D3D3"/>
-              <w:bottom w:val="single" w:sz="0" w:space="0" w:color="D3D3D3"/>
-              <w:right w:val="single" w:sz="0" w:space="0" w:color="D3D3D3"/>
-            </w:tcBorders>
-          </w:tcPr>
-          <w:p>
-            <w:pPr>
-              <w:keepNext/>
-              <w:spacing w:after="60"/>
-              <w:jc w:val="right"/>
-            </w:pPr>
-            <w:r>
-              <w:rPr>
-                <w:rFonts w:ascii="Calibri" w:hAnsi="Calibri"/>
-                <w:sz w:val="20"/>
-              </w:rPr>
-              <w:t>1</w:t>
-            </w:r>
-          </w:p>
-        </w:tc>
-        <w:tc>
-          <w:tcPr>
-            <w:tcW w:w="0" w:type="auto"/>
-            <w:tcBorders>
-              <w:top w:val="single" w:sz="0" w:space="0" w:color="D3D3D3"/>
-              <w:left w:val="single" w:sz="0" w:space="0" w:color="D3D3D3"/>
-              <w:bottom w:val="single" w:sz="0" w:space="0" w:color="D3D3D3"/>
-              <w:right w:val="single" w:sz="0" w:space="0" w:color="D3D3D3"/>
-            </w:tcBorders>
-          </w:tcPr>
-          <w:p>
-            <w:pPr>
-              <w:keepNext/>
-              <w:spacing w:after="60"/>
-              <w:jc w:val="right"/>
-            </w:pPr>
-            <w:r>
-              <w:rPr>
-                <w:rFonts w:ascii="Calibri" w:hAnsi="Calibri"/>
-                <w:sz w:val="20"/>
-              </w:rPr>
-              <w:t>0.005</w:t>
+              <w:t>2</w:t>
+            </w:r>
+          </w:p>
+        </w:tc>
+        <w:tc>
+          <w:tcPr>
+            <w:tcW w:w="0" w:type="auto"/>
+            <w:tcBorders>
+              <w:top w:val="single" w:sz="0" w:space="0" w:color="D3D3D3"/>
+              <w:left w:val="single" w:sz="0" w:space="0" w:color="D3D3D3"/>
+              <w:bottom w:val="single" w:sz="0" w:space="0" w:color="D3D3D3"/>
+              <w:right w:val="single" w:sz="0" w:space="0" w:color="D3D3D3"/>
+            </w:tcBorders>
+          </w:tcPr>
+          <w:p>
+            <w:pPr>
+              <w:keepNext/>
+              <w:spacing w:after="60"/>
+              <w:jc w:val="right"/>
+            </w:pPr>
+            <w:r>
+              <w:rPr>
+                <w:rFonts w:ascii="Calibri" w:hAnsi="Calibri"/>
+                <w:sz w:val="20"/>
+              </w:rPr>
+              <w:t>1.0000000</w:t>
+            </w:r>
+          </w:p>
+        </w:tc>
+        <w:tc>
+          <w:tcPr>
+            <w:tcW w:w="0" w:type="auto"/>
+            <w:tcBorders>
+              <w:top w:val="single" w:sz="0" w:space="0" w:color="D3D3D3"/>
+              <w:left w:val="single" w:sz="0" w:space="0" w:color="D3D3D3"/>
+              <w:bottom w:val="single" w:sz="0" w:space="0" w:color="D3D3D3"/>
+              <w:right w:val="single" w:sz="0" w:space="0" w:color="D3D3D3"/>
+            </w:tcBorders>
+          </w:tcPr>
+          <w:p>
+            <w:pPr>
+              <w:keepNext/>
+              <w:spacing w:after="60"/>
+              <w:jc w:val="right"/>
+            </w:pPr>
+            <w:r>
+              <w:rPr>
+                <w:rFonts w:ascii="Calibri" w:hAnsi="Calibri"/>
+                <w:sz w:val="20"/>
+              </w:rPr>
+              <w:t>0.003</w:t>
             </w:r>
           </w:p>
         </w:tc>
@@ -443,7 +443,7 @@
                 <w:rFonts w:ascii="Calibri" w:hAnsi="Calibri"/>
                 <w:sz w:val="20"/>
               </w:rPr>
-              <w:t>0.977</w:t>
+              <w:t>0.980</w:t>
             </w:r>
           </w:p>
         </w:tc>
@@ -493,32 +493,32 @@
                 <w:rFonts w:ascii="Calibri" w:hAnsi="Calibri"/>
                 <w:sz w:val="20"/>
               </w:rPr>
-              <w:t>4</w:t>
-            </w:r>
-          </w:p>
-        </w:tc>
-        <w:tc>
-          <w:tcPr>
-            <w:tcW w:w="0" w:type="auto"/>
-            <w:tcBorders>
-              <w:top w:val="single" w:sz="0" w:space="0" w:color="D3D3D3"/>
-              <w:left w:val="single" w:sz="0" w:space="0" w:color="D3D3D3"/>
-              <w:bottom w:val="single" w:sz="0" w:space="0" w:color="D3D3D3"/>
-              <w:right w:val="single" w:sz="0" w:space="0" w:color="D3D3D3"/>
-            </w:tcBorders>
-          </w:tcPr>
-          <w:p>
-            <w:pPr>
-              <w:keepNext/>
-              <w:spacing w:after="60"/>
-              <w:jc w:val="right"/>
-            </w:pPr>
-            <w:r>
-              <w:rPr>
-                <w:rFonts w:ascii="Calibri" w:hAnsi="Calibri"/>
-                <w:sz w:val="20"/>
-              </w:rPr>
-              <w:t>1</w:t>
+              <w:t>3</w:t>
+            </w:r>
+          </w:p>
+        </w:tc>
+        <w:tc>
+          <w:tcPr>
+            <w:tcW w:w="0" w:type="auto"/>
+            <w:tcBorders>
+              <w:top w:val="single" w:sz="0" w:space="0" w:color="D3D3D3"/>
+              <w:left w:val="single" w:sz="0" w:space="0" w:color="D3D3D3"/>
+              <w:bottom w:val="single" w:sz="0" w:space="0" w:color="D3D3D3"/>
+              <w:right w:val="single" w:sz="0" w:space="0" w:color="D3D3D3"/>
+            </w:tcBorders>
+          </w:tcPr>
+          <w:p>
+            <w:pPr>
+              <w:keepNext/>
+              <w:spacing w:after="60"/>
+              <w:jc w:val="right"/>
+            </w:pPr>
+            <w:r>
+              <w:rPr>
+                <w:rFonts w:ascii="Calibri" w:hAnsi="Calibri"/>
+                <w:sz w:val="20"/>
+              </w:rPr>
+              <w:t>1.0000000</w:t>
             </w:r>
           </w:p>
         </w:tc>
@@ -573,7 +573,7 @@
                 <w:rFonts w:ascii="Calibri" w:hAnsi="Calibri"/>
                 <w:sz w:val="20"/>
               </w:rPr>
-              <w:t>Cartão de Crédito</w:t>
+              <w:t>CC parcelado sem juros</w:t>
             </w:r>
           </w:p>
         </w:tc>
@@ -622,107 +622,107 @@
                 <w:rFonts w:ascii="Calibri" w:hAnsi="Calibri"/>
                 <w:sz w:val="20"/>
               </w:rPr>
-              <w:t>1.002</w:t>
-            </w:r>
-          </w:p>
-        </w:tc>
-        <w:tc>
-          <w:tcPr>
-            <w:tcW w:w="0" w:type="auto"/>
-            <w:tcBorders>
-              <w:top w:val="single" w:sz="0" w:space="0" w:color="D3D3D3"/>
-              <w:left w:val="single" w:sz="0" w:space="0" w:color="D3D3D3"/>
-              <w:bottom w:val="single" w:sz="0" w:space="0" w:color="D3D3D3"/>
-              <w:right w:val="single" w:sz="0" w:space="0" w:color="D3D3D3"/>
-            </w:tcBorders>
-          </w:tcPr>
-          <w:p>
-            <w:pPr>
-              <w:keepNext/>
-              <w:spacing w:after="60"/>
-              <w:jc w:val="right"/>
-            </w:pPr>
-            <w:r>
-              <w:rPr>
-                <w:rFonts w:ascii="Calibri" w:hAnsi="Calibri"/>
-                <w:sz w:val="20"/>
-              </w:rPr>
-              <w:t>1</w:t>
-            </w:r>
-          </w:p>
-        </w:tc>
-        <w:tc>
-          <w:tcPr>
-            <w:tcW w:w="0" w:type="auto"/>
-            <w:tcBorders>
-              <w:top w:val="single" w:sz="0" w:space="0" w:color="D3D3D3"/>
-              <w:left w:val="single" w:sz="0" w:space="0" w:color="D3D3D3"/>
-              <w:bottom w:val="single" w:sz="0" w:space="0" w:color="D3D3D3"/>
-              <w:right w:val="single" w:sz="0" w:space="0" w:color="D3D3D3"/>
-            </w:tcBorders>
-          </w:tcPr>
-          <w:p>
-            <w:pPr>
-              <w:keepNext/>
-              <w:spacing w:after="60"/>
-              <w:jc w:val="right"/>
-            </w:pPr>
-            <w:r>
-              <w:rPr>
-                <w:rFonts w:ascii="Calibri" w:hAnsi="Calibri"/>
-                <w:sz w:val="20"/>
-              </w:rPr>
-              <w:t>3</w:t>
-            </w:r>
-          </w:p>
-        </w:tc>
-        <w:tc>
-          <w:tcPr>
-            <w:tcW w:w="0" w:type="auto"/>
-            <w:tcBorders>
-              <w:top w:val="single" w:sz="0" w:space="0" w:color="D3D3D3"/>
-              <w:left w:val="single" w:sz="0" w:space="0" w:color="D3D3D3"/>
-              <w:bottom w:val="single" w:sz="0" w:space="0" w:color="D3D3D3"/>
-              <w:right w:val="single" w:sz="0" w:space="0" w:color="D3D3D3"/>
-            </w:tcBorders>
-          </w:tcPr>
-          <w:p>
-            <w:pPr>
-              <w:keepNext/>
-              <w:spacing w:after="60"/>
-              <w:jc w:val="right"/>
-            </w:pPr>
-            <w:r>
-              <w:rPr>
-                <w:rFonts w:ascii="Calibri" w:hAnsi="Calibri"/>
-                <w:sz w:val="20"/>
-              </w:rPr>
-              <w:t>1</w:t>
-            </w:r>
-          </w:p>
-        </w:tc>
-        <w:tc>
-          <w:tcPr>
-            <w:tcW w:w="0" w:type="auto"/>
-            <w:tcBorders>
-              <w:top w:val="single" w:sz="0" w:space="0" w:color="D3D3D3"/>
-              <w:left w:val="single" w:sz="0" w:space="0" w:color="D3D3D3"/>
-              <w:bottom w:val="single" w:sz="0" w:space="0" w:color="D3D3D3"/>
-              <w:right w:val="single" w:sz="0" w:space="0" w:color="D3D3D3"/>
-            </w:tcBorders>
-          </w:tcPr>
-          <w:p>
-            <w:pPr>
-              <w:keepNext/>
-              <w:spacing w:after="60"/>
-              <w:jc w:val="right"/>
-            </w:pPr>
-            <w:r>
-              <w:rPr>
-                <w:rFonts w:ascii="Calibri" w:hAnsi="Calibri"/>
-                <w:sz w:val="20"/>
-              </w:rPr>
-              <w:t>0.025</w:t>
+              <w:t>NA</w:t>
+            </w:r>
+          </w:p>
+        </w:tc>
+        <w:tc>
+          <w:tcPr>
+            <w:tcW w:w="0" w:type="auto"/>
+            <w:tcBorders>
+              <w:top w:val="single" w:sz="0" w:space="0" w:color="D3D3D3"/>
+              <w:left w:val="single" w:sz="0" w:space="0" w:color="D3D3D3"/>
+              <w:bottom w:val="single" w:sz="0" w:space="0" w:color="D3D3D3"/>
+              <w:right w:val="single" w:sz="0" w:space="0" w:color="D3D3D3"/>
+            </w:tcBorders>
+          </w:tcPr>
+          <w:p>
+            <w:pPr>
+              <w:keepNext/>
+              <w:spacing w:after="60"/>
+              <w:jc w:val="right"/>
+            </w:pPr>
+            <w:r>
+              <w:rPr>
+                <w:rFonts w:ascii="Calibri" w:hAnsi="Calibri"/>
+                <w:sz w:val="20"/>
+              </w:rPr>
+              <w:t>NA</w:t>
+            </w:r>
+          </w:p>
+        </w:tc>
+        <w:tc>
+          <w:tcPr>
+            <w:tcW w:w="0" w:type="auto"/>
+            <w:tcBorders>
+              <w:top w:val="single" w:sz="0" w:space="0" w:color="D3D3D3"/>
+              <w:left w:val="single" w:sz="0" w:space="0" w:color="D3D3D3"/>
+              <w:bottom w:val="single" w:sz="0" w:space="0" w:color="D3D3D3"/>
+              <w:right w:val="single" w:sz="0" w:space="0" w:color="D3D3D3"/>
+            </w:tcBorders>
+          </w:tcPr>
+          <w:p>
+            <w:pPr>
+              <w:keepNext/>
+              <w:spacing w:after="60"/>
+              <w:jc w:val="right"/>
+            </w:pPr>
+            <w:r>
+              <w:rPr>
+                <w:rFonts w:ascii="Calibri" w:hAnsi="Calibri"/>
+                <w:sz w:val="20"/>
+              </w:rPr>
+              <w:t>NA</w:t>
+            </w:r>
+          </w:p>
+        </w:tc>
+        <w:tc>
+          <w:tcPr>
+            <w:tcW w:w="0" w:type="auto"/>
+            <w:tcBorders>
+              <w:top w:val="single" w:sz="0" w:space="0" w:color="D3D3D3"/>
+              <w:left w:val="single" w:sz="0" w:space="0" w:color="D3D3D3"/>
+              <w:bottom w:val="single" w:sz="0" w:space="0" w:color="D3D3D3"/>
+              <w:right w:val="single" w:sz="0" w:space="0" w:color="D3D3D3"/>
+            </w:tcBorders>
+          </w:tcPr>
+          <w:p>
+            <w:pPr>
+              <w:keepNext/>
+              <w:spacing w:after="60"/>
+              <w:jc w:val="right"/>
+            </w:pPr>
+            <w:r>
+              <w:rPr>
+                <w:rFonts w:ascii="Calibri" w:hAnsi="Calibri"/>
+                <w:sz w:val="20"/>
+              </w:rPr>
+              <w:t>NA</w:t>
+            </w:r>
+          </w:p>
+        </w:tc>
+        <w:tc>
+          <w:tcPr>
+            <w:tcW w:w="0" w:type="auto"/>
+            <w:tcBorders>
+              <w:top w:val="single" w:sz="0" w:space="0" w:color="D3D3D3"/>
+              <w:left w:val="single" w:sz="0" w:space="0" w:color="D3D3D3"/>
+              <w:bottom w:val="single" w:sz="0" w:space="0" w:color="D3D3D3"/>
+              <w:right w:val="single" w:sz="0" w:space="0" w:color="D3D3D3"/>
+            </w:tcBorders>
+          </w:tcPr>
+          <w:p>
+            <w:pPr>
+              <w:keepNext/>
+              <w:spacing w:after="60"/>
+              <w:jc w:val="right"/>
+            </w:pPr>
+            <w:r>
+              <w:rPr>
+                <w:rFonts w:ascii="Calibri" w:hAnsi="Calibri"/>
+                <w:sz w:val="20"/>
+              </w:rPr>
+              <w:t>NA</w:t>
             </w:r>
           </w:p>
         </w:tc>
@@ -752,7 +752,7 @@
                 <w:rFonts w:ascii="Calibri" w:hAnsi="Calibri"/>
                 <w:sz w:val="20"/>
               </w:rPr>
-              <w:t>Cartão de Crédito</w:t>
+              <w:t>CC parcelado sem juros</w:t>
             </w:r>
           </w:p>
         </w:tc>
@@ -801,7 +801,7 @@
                 <w:rFonts w:ascii="Calibri" w:hAnsi="Calibri"/>
                 <w:sz w:val="20"/>
               </w:rPr>
-              <w:t>0.998</w:t>
+              <w:t>0.997</w:t>
             </w:r>
           </w:p>
         </w:tc>
@@ -851,57 +851,57 @@
                 <w:rFonts w:ascii="Calibri" w:hAnsi="Calibri"/>
                 <w:sz w:val="20"/>
               </w:rPr>
-              <w:t>5</w:t>
-            </w:r>
-          </w:p>
-        </w:tc>
-        <w:tc>
-          <w:tcPr>
-            <w:tcW w:w="0" w:type="auto"/>
-            <w:tcBorders>
-              <w:top w:val="single" w:sz="0" w:space="0" w:color="D3D3D3"/>
-              <w:left w:val="single" w:sz="0" w:space="0" w:color="D3D3D3"/>
-              <w:bottom w:val="single" w:sz="0" w:space="0" w:color="D3D3D3"/>
-              <w:right w:val="single" w:sz="0" w:space="0" w:color="D3D3D3"/>
-            </w:tcBorders>
-          </w:tcPr>
-          <w:p>
-            <w:pPr>
-              <w:keepNext/>
-              <w:spacing w:after="60"/>
-              <w:jc w:val="right"/>
-            </w:pPr>
-            <w:r>
-              <w:rPr>
-                <w:rFonts w:ascii="Calibri" w:hAnsi="Calibri"/>
-                <w:sz w:val="20"/>
-              </w:rPr>
-              <w:t>1</w:t>
-            </w:r>
-          </w:p>
-        </w:tc>
-        <w:tc>
-          <w:tcPr>
-            <w:tcW w:w="0" w:type="auto"/>
-            <w:tcBorders>
-              <w:top w:val="single" w:sz="0" w:space="0" w:color="D3D3D3"/>
-              <w:left w:val="single" w:sz="0" w:space="0" w:color="D3D3D3"/>
-              <w:bottom w:val="single" w:sz="0" w:space="0" w:color="D3D3D3"/>
-              <w:right w:val="single" w:sz="0" w:space="0" w:color="D3D3D3"/>
-            </w:tcBorders>
-          </w:tcPr>
-          <w:p>
-            <w:pPr>
-              <w:keepNext/>
-              <w:spacing w:after="60"/>
-              <w:jc w:val="right"/>
-            </w:pPr>
-            <w:r>
-              <w:rPr>
-                <w:rFonts w:ascii="Calibri" w:hAnsi="Calibri"/>
-                <w:sz w:val="20"/>
-              </w:rPr>
-              <w:t>0.001</w:t>
+              <w:t>4</w:t>
+            </w:r>
+          </w:p>
+        </w:tc>
+        <w:tc>
+          <w:tcPr>
+            <w:tcW w:w="0" w:type="auto"/>
+            <w:tcBorders>
+              <w:top w:val="single" w:sz="0" w:space="0" w:color="D3D3D3"/>
+              <w:left w:val="single" w:sz="0" w:space="0" w:color="D3D3D3"/>
+              <w:bottom w:val="single" w:sz="0" w:space="0" w:color="D3D3D3"/>
+              <w:right w:val="single" w:sz="0" w:space="0" w:color="D3D3D3"/>
+            </w:tcBorders>
+          </w:tcPr>
+          <w:p>
+            <w:pPr>
+              <w:keepNext/>
+              <w:spacing w:after="60"/>
+              <w:jc w:val="right"/>
+            </w:pPr>
+            <w:r>
+              <w:rPr>
+                <w:rFonts w:ascii="Calibri" w:hAnsi="Calibri"/>
+                <w:sz w:val="20"/>
+              </w:rPr>
+              <w:t>0.6542834</w:t>
+            </w:r>
+          </w:p>
+        </w:tc>
+        <w:tc>
+          <w:tcPr>
+            <w:tcW w:w="0" w:type="auto"/>
+            <w:tcBorders>
+              <w:top w:val="single" w:sz="0" w:space="0" w:color="D3D3D3"/>
+              <w:left w:val="single" w:sz="0" w:space="0" w:color="D3D3D3"/>
+              <w:bottom w:val="single" w:sz="0" w:space="0" w:color="D3D3D3"/>
+              <w:right w:val="single" w:sz="0" w:space="0" w:color="D3D3D3"/>
+            </w:tcBorders>
+          </w:tcPr>
+          <w:p>
+            <w:pPr>
+              <w:keepNext/>
+              <w:spacing w:after="60"/>
+              <w:jc w:val="right"/>
+            </w:pPr>
+            <w:r>
+              <w:rPr>
+                <w:rFonts w:ascii="Calibri" w:hAnsi="Calibri"/>
+                <w:sz w:val="20"/>
+              </w:rPr>
+              <w:t>0.003</w:t>
             </w:r>
           </w:p>
         </w:tc>
@@ -931,7 +931,7 @@
                 <w:rFonts w:ascii="Calibri" w:hAnsi="Calibri"/>
                 <w:sz w:val="20"/>
               </w:rPr>
-              <w:t>Cheque especial</w:t>
+              <w:t>CC parcelado</w:t>
             </w:r>
           </w:p>
         </w:tc>
@@ -980,107 +980,107 @@
                 <w:rFonts w:ascii="Calibri" w:hAnsi="Calibri"/>
                 <w:sz w:val="20"/>
               </w:rPr>
-              <w:t>0.978</w:t>
-            </w:r>
-          </w:p>
-        </w:tc>
-        <w:tc>
-          <w:tcPr>
-            <w:tcW w:w="0" w:type="auto"/>
-            <w:tcBorders>
-              <w:top w:val="single" w:sz="0" w:space="0" w:color="D3D3D3"/>
-              <w:left w:val="single" w:sz="0" w:space="0" w:color="D3D3D3"/>
-              <w:bottom w:val="single" w:sz="0" w:space="0" w:color="D3D3D3"/>
-              <w:right w:val="single" w:sz="0" w:space="0" w:color="D3D3D3"/>
-            </w:tcBorders>
-          </w:tcPr>
-          <w:p>
-            <w:pPr>
-              <w:keepNext/>
-              <w:spacing w:after="60"/>
-              <w:jc w:val="right"/>
-            </w:pPr>
-            <w:r>
-              <w:rPr>
-                <w:rFonts w:ascii="Calibri" w:hAnsi="Calibri"/>
-                <w:sz w:val="20"/>
-              </w:rPr>
-              <w:t>2</w:t>
-            </w:r>
-          </w:p>
-        </w:tc>
-        <w:tc>
-          <w:tcPr>
-            <w:tcW w:w="0" w:type="auto"/>
-            <w:tcBorders>
-              <w:top w:val="single" w:sz="0" w:space="0" w:color="D3D3D3"/>
-              <w:left w:val="single" w:sz="0" w:space="0" w:color="D3D3D3"/>
-              <w:bottom w:val="single" w:sz="0" w:space="0" w:color="D3D3D3"/>
-              <w:right w:val="single" w:sz="0" w:space="0" w:color="D3D3D3"/>
-            </w:tcBorders>
-          </w:tcPr>
-          <w:p>
-            <w:pPr>
-              <w:keepNext/>
-              <w:spacing w:after="60"/>
-              <w:jc w:val="right"/>
-            </w:pPr>
-            <w:r>
-              <w:rPr>
-                <w:rFonts w:ascii="Calibri" w:hAnsi="Calibri"/>
-                <w:sz w:val="20"/>
-              </w:rPr>
-              <w:t>7</w:t>
-            </w:r>
-          </w:p>
-        </w:tc>
-        <w:tc>
-          <w:tcPr>
-            <w:tcW w:w="0" w:type="auto"/>
-            <w:tcBorders>
-              <w:top w:val="single" w:sz="0" w:space="0" w:color="D3D3D3"/>
-              <w:left w:val="single" w:sz="0" w:space="0" w:color="D3D3D3"/>
-              <w:bottom w:val="single" w:sz="0" w:space="0" w:color="D3D3D3"/>
-              <w:right w:val="single" w:sz="0" w:space="0" w:color="D3D3D3"/>
-            </w:tcBorders>
-          </w:tcPr>
-          <w:p>
-            <w:pPr>
-              <w:keepNext/>
-              <w:spacing w:after="60"/>
-              <w:jc w:val="right"/>
-            </w:pPr>
-            <w:r>
-              <w:rPr>
-                <w:rFonts w:ascii="Calibri" w:hAnsi="Calibri"/>
-                <w:sz w:val="20"/>
-              </w:rPr>
-              <w:t>1</w:t>
-            </w:r>
-          </w:p>
-        </w:tc>
-        <w:tc>
-          <w:tcPr>
-            <w:tcW w:w="0" w:type="auto"/>
-            <w:tcBorders>
-              <w:top w:val="single" w:sz="0" w:space="0" w:color="D3D3D3"/>
-              <w:left w:val="single" w:sz="0" w:space="0" w:color="D3D3D3"/>
-              <w:bottom w:val="single" w:sz="0" w:space="0" w:color="D3D3D3"/>
-              <w:right w:val="single" w:sz="0" w:space="0" w:color="D3D3D3"/>
-            </w:tcBorders>
-          </w:tcPr>
-          <w:p>
-            <w:pPr>
-              <w:keepNext/>
-              <w:spacing w:after="60"/>
-              <w:jc w:val="right"/>
-            </w:pPr>
-            <w:r>
-              <w:rPr>
-                <w:rFonts w:ascii="Calibri" w:hAnsi="Calibri"/>
-                <w:sz w:val="20"/>
-              </w:rPr>
-              <w:t>0.000</w:t>
+              <w:t>NA</w:t>
+            </w:r>
+          </w:p>
+        </w:tc>
+        <w:tc>
+          <w:tcPr>
+            <w:tcW w:w="0" w:type="auto"/>
+            <w:tcBorders>
+              <w:top w:val="single" w:sz="0" w:space="0" w:color="D3D3D3"/>
+              <w:left w:val="single" w:sz="0" w:space="0" w:color="D3D3D3"/>
+              <w:bottom w:val="single" w:sz="0" w:space="0" w:color="D3D3D3"/>
+              <w:right w:val="single" w:sz="0" w:space="0" w:color="D3D3D3"/>
+            </w:tcBorders>
+          </w:tcPr>
+          <w:p>
+            <w:pPr>
+              <w:keepNext/>
+              <w:spacing w:after="60"/>
+              <w:jc w:val="right"/>
+            </w:pPr>
+            <w:r>
+              <w:rPr>
+                <w:rFonts w:ascii="Calibri" w:hAnsi="Calibri"/>
+                <w:sz w:val="20"/>
+              </w:rPr>
+              <w:t>NA</w:t>
+            </w:r>
+          </w:p>
+        </w:tc>
+        <w:tc>
+          <w:tcPr>
+            <w:tcW w:w="0" w:type="auto"/>
+            <w:tcBorders>
+              <w:top w:val="single" w:sz="0" w:space="0" w:color="D3D3D3"/>
+              <w:left w:val="single" w:sz="0" w:space="0" w:color="D3D3D3"/>
+              <w:bottom w:val="single" w:sz="0" w:space="0" w:color="D3D3D3"/>
+              <w:right w:val="single" w:sz="0" w:space="0" w:color="D3D3D3"/>
+            </w:tcBorders>
+          </w:tcPr>
+          <w:p>
+            <w:pPr>
+              <w:keepNext/>
+              <w:spacing w:after="60"/>
+              <w:jc w:val="right"/>
+            </w:pPr>
+            <w:r>
+              <w:rPr>
+                <w:rFonts w:ascii="Calibri" w:hAnsi="Calibri"/>
+                <w:sz w:val="20"/>
+              </w:rPr>
+              <w:t>NA</w:t>
+            </w:r>
+          </w:p>
+        </w:tc>
+        <w:tc>
+          <w:tcPr>
+            <w:tcW w:w="0" w:type="auto"/>
+            <w:tcBorders>
+              <w:top w:val="single" w:sz="0" w:space="0" w:color="D3D3D3"/>
+              <w:left w:val="single" w:sz="0" w:space="0" w:color="D3D3D3"/>
+              <w:bottom w:val="single" w:sz="0" w:space="0" w:color="D3D3D3"/>
+              <w:right w:val="single" w:sz="0" w:space="0" w:color="D3D3D3"/>
+            </w:tcBorders>
+          </w:tcPr>
+          <w:p>
+            <w:pPr>
+              <w:keepNext/>
+              <w:spacing w:after="60"/>
+              <w:jc w:val="right"/>
+            </w:pPr>
+            <w:r>
+              <w:rPr>
+                <w:rFonts w:ascii="Calibri" w:hAnsi="Calibri"/>
+                <w:sz w:val="20"/>
+              </w:rPr>
+              <w:t>NA</w:t>
+            </w:r>
+          </w:p>
+        </w:tc>
+        <w:tc>
+          <w:tcPr>
+            <w:tcW w:w="0" w:type="auto"/>
+            <w:tcBorders>
+              <w:top w:val="single" w:sz="0" w:space="0" w:color="D3D3D3"/>
+              <w:left w:val="single" w:sz="0" w:space="0" w:color="D3D3D3"/>
+              <w:bottom w:val="single" w:sz="0" w:space="0" w:color="D3D3D3"/>
+              <w:right w:val="single" w:sz="0" w:space="0" w:color="D3D3D3"/>
+            </w:tcBorders>
+          </w:tcPr>
+          <w:p>
+            <w:pPr>
+              <w:keepNext/>
+              <w:spacing w:after="60"/>
+              <w:jc w:val="right"/>
+            </w:pPr>
+            <w:r>
+              <w:rPr>
+                <w:rFonts w:ascii="Calibri" w:hAnsi="Calibri"/>
+                <w:sz w:val="20"/>
+              </w:rPr>
+              <w:t>NA</w:t>
             </w:r>
           </w:p>
         </w:tc>
@@ -1110,7 +1110,7 @@
                 <w:rFonts w:ascii="Calibri" w:hAnsi="Calibri"/>
                 <w:sz w:val="20"/>
               </w:rPr>
-              <w:t>Cheque especial</w:t>
+              <w:t>CC parcelado</w:t>
             </w:r>
           </w:p>
         </w:tc>
@@ -1159,7 +1159,7 @@
                 <w:rFonts w:ascii="Calibri" w:hAnsi="Calibri"/>
                 <w:sz w:val="20"/>
               </w:rPr>
-              <w:t>0.991</w:t>
+              <w:t>1.005</w:t>
             </w:r>
           </w:p>
         </w:tc>
@@ -1209,57 +1209,57 @@
                 <w:rFonts w:ascii="Calibri" w:hAnsi="Calibri"/>
                 <w:sz w:val="20"/>
               </w:rPr>
-              <w:t>6</w:t>
-            </w:r>
-          </w:p>
-        </w:tc>
-        <w:tc>
-          <w:tcPr>
-            <w:tcW w:w="0" w:type="auto"/>
-            <w:tcBorders>
-              <w:top w:val="single" w:sz="0" w:space="0" w:color="D3D3D3"/>
-              <w:left w:val="single" w:sz="0" w:space="0" w:color="D3D3D3"/>
-              <w:bottom w:val="single" w:sz="0" w:space="0" w:color="D3D3D3"/>
-              <w:right w:val="single" w:sz="0" w:space="0" w:color="D3D3D3"/>
-            </w:tcBorders>
-          </w:tcPr>
-          <w:p>
-            <w:pPr>
-              <w:keepNext/>
-              <w:spacing w:after="60"/>
-              <w:jc w:val="right"/>
-            </w:pPr>
-            <w:r>
-              <w:rPr>
-                <w:rFonts w:ascii="Calibri" w:hAnsi="Calibri"/>
-                <w:sz w:val="20"/>
-              </w:rPr>
-              <w:t>1</w:t>
-            </w:r>
-          </w:p>
-        </w:tc>
-        <w:tc>
-          <w:tcPr>
-            <w:tcW w:w="0" w:type="auto"/>
-            <w:tcBorders>
-              <w:top w:val="single" w:sz="0" w:space="0" w:color="D3D3D3"/>
-              <w:left w:val="single" w:sz="0" w:space="0" w:color="D3D3D3"/>
-              <w:bottom w:val="single" w:sz="0" w:space="0" w:color="D3D3D3"/>
-              <w:right w:val="single" w:sz="0" w:space="0" w:color="D3D3D3"/>
-            </w:tcBorders>
-          </w:tcPr>
-          <w:p>
-            <w:pPr>
-              <w:keepNext/>
-              <w:spacing w:after="60"/>
-              <w:jc w:val="right"/>
-            </w:pPr>
-            <w:r>
-              <w:rPr>
-                <w:rFonts w:ascii="Calibri" w:hAnsi="Calibri"/>
-                <w:sz w:val="20"/>
-              </w:rPr>
-              <w:t>0.000</w:t>
+              <w:t>4</w:t>
+            </w:r>
+          </w:p>
+        </w:tc>
+        <w:tc>
+          <w:tcPr>
+            <w:tcW w:w="0" w:type="auto"/>
+            <w:tcBorders>
+              <w:top w:val="single" w:sz="0" w:space="0" w:color="D3D3D3"/>
+              <w:left w:val="single" w:sz="0" w:space="0" w:color="D3D3D3"/>
+              <w:bottom w:val="single" w:sz="0" w:space="0" w:color="D3D3D3"/>
+              <w:right w:val="single" w:sz="0" w:space="0" w:color="D3D3D3"/>
+            </w:tcBorders>
+          </w:tcPr>
+          <w:p>
+            <w:pPr>
+              <w:keepNext/>
+              <w:spacing w:after="60"/>
+              <w:jc w:val="right"/>
+            </w:pPr>
+            <w:r>
+              <w:rPr>
+                <w:rFonts w:ascii="Calibri" w:hAnsi="Calibri"/>
+                <w:sz w:val="20"/>
+              </w:rPr>
+              <w:t>1.0000000</w:t>
+            </w:r>
+          </w:p>
+        </w:tc>
+        <w:tc>
+          <w:tcPr>
+            <w:tcW w:w="0" w:type="auto"/>
+            <w:tcBorders>
+              <w:top w:val="single" w:sz="0" w:space="0" w:color="D3D3D3"/>
+              <w:left w:val="single" w:sz="0" w:space="0" w:color="D3D3D3"/>
+              <w:bottom w:val="single" w:sz="0" w:space="0" w:color="D3D3D3"/>
+              <w:right w:val="single" w:sz="0" w:space="0" w:color="D3D3D3"/>
+            </w:tcBorders>
+          </w:tcPr>
+          <w:p>
+            <w:pPr>
+              <w:keepNext/>
+              <w:spacing w:after="60"/>
+              <w:jc w:val="right"/>
+            </w:pPr>
+            <w:r>
+              <w:rPr>
+                <w:rFonts w:ascii="Calibri" w:hAnsi="Calibri"/>
+                <w:sz w:val="20"/>
+              </w:rPr>
+              <w:t>0.007</w:t>
             </w:r>
           </w:p>
         </w:tc>
@@ -1289,7 +1289,7 @@
                 <w:rFonts w:ascii="Calibri" w:hAnsi="Calibri"/>
                 <w:sz w:val="20"/>
               </w:rPr>
-              <w:t>Consignado</w:t>
+              <w:t>CC rotativo</w:t>
             </w:r>
           </w:p>
         </w:tc>
@@ -1338,7 +1338,32 @@
                 <w:rFonts w:ascii="Calibri" w:hAnsi="Calibri"/>
                 <w:sz w:val="20"/>
               </w:rPr>
-              <w:t>0.993</w:t>
+              <w:t>0.995</w:t>
+            </w:r>
+          </w:p>
+        </w:tc>
+        <w:tc>
+          <w:tcPr>
+            <w:tcW w:w="0" w:type="auto"/>
+            <w:tcBorders>
+              <w:top w:val="single" w:sz="0" w:space="0" w:color="D3D3D3"/>
+              <w:left w:val="single" w:sz="0" w:space="0" w:color="D3D3D3"/>
+              <w:bottom w:val="single" w:sz="0" w:space="0" w:color="D3D3D3"/>
+              <w:right w:val="single" w:sz="0" w:space="0" w:color="D3D3D3"/>
+            </w:tcBorders>
+          </w:tcPr>
+          <w:p>
+            <w:pPr>
+              <w:keepNext/>
+              <w:spacing w:after="60"/>
+              <w:jc w:val="right"/>
+            </w:pPr>
+            <w:r>
+              <w:rPr>
+                <w:rFonts w:ascii="Calibri" w:hAnsi="Calibri"/>
+                <w:sz w:val="20"/>
+              </w:rPr>
+              <w:t>1</w:t>
             </w:r>
           </w:p>
         </w:tc>
@@ -1388,57 +1413,32 @@
                 <w:rFonts w:ascii="Calibri" w:hAnsi="Calibri"/>
                 <w:sz w:val="20"/>
               </w:rPr>
-              <w:t>10</w:t>
-            </w:r>
-          </w:p>
-        </w:tc>
-        <w:tc>
-          <w:tcPr>
-            <w:tcW w:w="0" w:type="auto"/>
-            <w:tcBorders>
-              <w:top w:val="single" w:sz="0" w:space="0" w:color="D3D3D3"/>
-              <w:left w:val="single" w:sz="0" w:space="0" w:color="D3D3D3"/>
-              <w:bottom w:val="single" w:sz="0" w:space="0" w:color="D3D3D3"/>
-              <w:right w:val="single" w:sz="0" w:space="0" w:color="D3D3D3"/>
-            </w:tcBorders>
-          </w:tcPr>
-          <w:p>
-            <w:pPr>
-              <w:keepNext/>
-              <w:spacing w:after="60"/>
-              <w:jc w:val="right"/>
-            </w:pPr>
-            <w:r>
-              <w:rPr>
-                <w:rFonts w:ascii="Calibri" w:hAnsi="Calibri"/>
-                <w:sz w:val="20"/>
-              </w:rPr>
-              <w:t>1</w:t>
-            </w:r>
-          </w:p>
-        </w:tc>
-        <w:tc>
-          <w:tcPr>
-            <w:tcW w:w="0" w:type="auto"/>
-            <w:tcBorders>
-              <w:top w:val="single" w:sz="0" w:space="0" w:color="D3D3D3"/>
-              <w:left w:val="single" w:sz="0" w:space="0" w:color="D3D3D3"/>
-              <w:bottom w:val="single" w:sz="0" w:space="0" w:color="D3D3D3"/>
-              <w:right w:val="single" w:sz="0" w:space="0" w:color="D3D3D3"/>
-            </w:tcBorders>
-          </w:tcPr>
-          <w:p>
-            <w:pPr>
-              <w:keepNext/>
-              <w:spacing w:after="60"/>
-              <w:jc w:val="right"/>
-            </w:pPr>
-            <w:r>
-              <w:rPr>
-                <w:rFonts w:ascii="Calibri" w:hAnsi="Calibri"/>
-                <w:sz w:val="20"/>
-              </w:rPr>
-              <w:t>0.000</w:t>
+              <w:t>1.0000000</w:t>
+            </w:r>
+          </w:p>
+        </w:tc>
+        <w:tc>
+          <w:tcPr>
+            <w:tcW w:w="0" w:type="auto"/>
+            <w:tcBorders>
+              <w:top w:val="single" w:sz="0" w:space="0" w:color="D3D3D3"/>
+              <w:left w:val="single" w:sz="0" w:space="0" w:color="D3D3D3"/>
+              <w:bottom w:val="single" w:sz="0" w:space="0" w:color="D3D3D3"/>
+              <w:right w:val="single" w:sz="0" w:space="0" w:color="D3D3D3"/>
+            </w:tcBorders>
+          </w:tcPr>
+          <w:p>
+            <w:pPr>
+              <w:keepNext/>
+              <w:spacing w:after="60"/>
+              <w:jc w:val="right"/>
+            </w:pPr>
+            <w:r>
+              <w:rPr>
+                <w:rFonts w:ascii="Calibri" w:hAnsi="Calibri"/>
+                <w:sz w:val="20"/>
+              </w:rPr>
+              <w:t>0.004</w:t>
             </w:r>
           </w:p>
         </w:tc>
@@ -1468,7 +1468,7 @@
                 <w:rFonts w:ascii="Calibri" w:hAnsi="Calibri"/>
                 <w:sz w:val="20"/>
               </w:rPr>
-              <w:t>Consignado</w:t>
+              <w:t>CC rotativo</w:t>
             </w:r>
           </w:p>
         </w:tc>
@@ -1517,32 +1517,7 @@
                 <w:rFonts w:ascii="Calibri" w:hAnsi="Calibri"/>
                 <w:sz w:val="20"/>
               </w:rPr>
-              <w:t>0.983</w:t>
-            </w:r>
-          </w:p>
-        </w:tc>
-        <w:tc>
-          <w:tcPr>
-            <w:tcW w:w="0" w:type="auto"/>
-            <w:tcBorders>
-              <w:top w:val="single" w:sz="0" w:space="0" w:color="D3D3D3"/>
-              <w:left w:val="single" w:sz="0" w:space="0" w:color="D3D3D3"/>
-              <w:bottom w:val="single" w:sz="0" w:space="0" w:color="D3D3D3"/>
-              <w:right w:val="single" w:sz="0" w:space="0" w:color="D3D3D3"/>
-            </w:tcBorders>
-          </w:tcPr>
-          <w:p>
-            <w:pPr>
-              <w:keepNext/>
-              <w:spacing w:after="60"/>
-              <w:jc w:val="right"/>
-            </w:pPr>
-            <w:r>
-              <w:rPr>
-                <w:rFonts w:ascii="Calibri" w:hAnsi="Calibri"/>
-                <w:sz w:val="20"/>
-              </w:rPr>
-              <w:t>1</w:t>
+              <w:t>1.006</w:t>
             </w:r>
           </w:p>
         </w:tc>
@@ -1592,7 +1567,32 @@
                 <w:rFonts w:ascii="Calibri" w:hAnsi="Calibri"/>
                 <w:sz w:val="20"/>
               </w:rPr>
-              <w:t>1</w:t>
+              <w:t>5</w:t>
+            </w:r>
+          </w:p>
+        </w:tc>
+        <w:tc>
+          <w:tcPr>
+            <w:tcW w:w="0" w:type="auto"/>
+            <w:tcBorders>
+              <w:top w:val="single" w:sz="0" w:space="0" w:color="D3D3D3"/>
+              <w:left w:val="single" w:sz="0" w:space="0" w:color="D3D3D3"/>
+              <w:bottom w:val="single" w:sz="0" w:space="0" w:color="D3D3D3"/>
+              <w:right w:val="single" w:sz="0" w:space="0" w:color="D3D3D3"/>
+            </w:tcBorders>
+          </w:tcPr>
+          <w:p>
+            <w:pPr>
+              <w:keepNext/>
+              <w:spacing w:after="60"/>
+              <w:jc w:val="right"/>
+            </w:pPr>
+            <w:r>
+              <w:rPr>
+                <w:rFonts w:ascii="Calibri" w:hAnsi="Calibri"/>
+                <w:sz w:val="20"/>
+              </w:rPr>
+              <w:t>1.0000000</w:t>
             </w:r>
           </w:p>
         </w:tc>
@@ -1647,7 +1647,7 @@
                 <w:rFonts w:ascii="Calibri" w:hAnsi="Calibri"/>
                 <w:sz w:val="20"/>
               </w:rPr>
-              <w:t>Crédito pessoal não consignado</w:t>
+              <w:t>Cheque especial</w:t>
             </w:r>
           </w:p>
         </w:tc>
@@ -1696,82 +1696,82 @@
                 <w:rFonts w:ascii="Calibri" w:hAnsi="Calibri"/>
                 <w:sz w:val="20"/>
               </w:rPr>
-              <w:t>1.014</w:t>
-            </w:r>
-          </w:p>
-        </w:tc>
-        <w:tc>
-          <w:tcPr>
-            <w:tcW w:w="0" w:type="auto"/>
-            <w:tcBorders>
-              <w:top w:val="single" w:sz="0" w:space="0" w:color="D3D3D3"/>
-              <w:left w:val="single" w:sz="0" w:space="0" w:color="D3D3D3"/>
-              <w:bottom w:val="single" w:sz="0" w:space="0" w:color="D3D3D3"/>
-              <w:right w:val="single" w:sz="0" w:space="0" w:color="D3D3D3"/>
-            </w:tcBorders>
-          </w:tcPr>
-          <w:p>
-            <w:pPr>
-              <w:keepNext/>
-              <w:spacing w:after="60"/>
-              <w:jc w:val="right"/>
-            </w:pPr>
-            <w:r>
-              <w:rPr>
-                <w:rFonts w:ascii="Calibri" w:hAnsi="Calibri"/>
-                <w:sz w:val="20"/>
-              </w:rPr>
-              <w:t>4</w:t>
-            </w:r>
-          </w:p>
-        </w:tc>
-        <w:tc>
-          <w:tcPr>
-            <w:tcW w:w="0" w:type="auto"/>
-            <w:tcBorders>
-              <w:top w:val="single" w:sz="0" w:space="0" w:color="D3D3D3"/>
-              <w:left w:val="single" w:sz="0" w:space="0" w:color="D3D3D3"/>
-              <w:bottom w:val="single" w:sz="0" w:space="0" w:color="D3D3D3"/>
-              <w:right w:val="single" w:sz="0" w:space="0" w:color="D3D3D3"/>
-            </w:tcBorders>
-          </w:tcPr>
-          <w:p>
-            <w:pPr>
-              <w:keepNext/>
-              <w:spacing w:after="60"/>
-              <w:jc w:val="right"/>
-            </w:pPr>
-            <w:r>
-              <w:rPr>
-                <w:rFonts w:ascii="Calibri" w:hAnsi="Calibri"/>
-                <w:sz w:val="20"/>
-              </w:rPr>
-              <w:t>3</w:t>
-            </w:r>
-          </w:p>
-        </w:tc>
-        <w:tc>
-          <w:tcPr>
-            <w:tcW w:w="0" w:type="auto"/>
-            <w:tcBorders>
-              <w:top w:val="single" w:sz="0" w:space="0" w:color="D3D3D3"/>
-              <w:left w:val="single" w:sz="0" w:space="0" w:color="D3D3D3"/>
-              <w:bottom w:val="single" w:sz="0" w:space="0" w:color="D3D3D3"/>
-              <w:right w:val="single" w:sz="0" w:space="0" w:color="D3D3D3"/>
-            </w:tcBorders>
-          </w:tcPr>
-          <w:p>
-            <w:pPr>
-              <w:keepNext/>
-              <w:spacing w:after="60"/>
-              <w:jc w:val="right"/>
-            </w:pPr>
-            <w:r>
-              <w:rPr>
-                <w:rFonts w:ascii="Calibri" w:hAnsi="Calibri"/>
-                <w:sz w:val="20"/>
-              </w:rPr>
-              <w:t>1</w:t>
+              <w:t>0.978</w:t>
+            </w:r>
+          </w:p>
+        </w:tc>
+        <w:tc>
+          <w:tcPr>
+            <w:tcW w:w="0" w:type="auto"/>
+            <w:tcBorders>
+              <w:top w:val="single" w:sz="0" w:space="0" w:color="D3D3D3"/>
+              <w:left w:val="single" w:sz="0" w:space="0" w:color="D3D3D3"/>
+              <w:bottom w:val="single" w:sz="0" w:space="0" w:color="D3D3D3"/>
+              <w:right w:val="single" w:sz="0" w:space="0" w:color="D3D3D3"/>
+            </w:tcBorders>
+          </w:tcPr>
+          <w:p>
+            <w:pPr>
+              <w:keepNext/>
+              <w:spacing w:after="60"/>
+              <w:jc w:val="right"/>
+            </w:pPr>
+            <w:r>
+              <w:rPr>
+                <w:rFonts w:ascii="Calibri" w:hAnsi="Calibri"/>
+                <w:sz w:val="20"/>
+              </w:rPr>
+              <w:t>2</w:t>
+            </w:r>
+          </w:p>
+        </w:tc>
+        <w:tc>
+          <w:tcPr>
+            <w:tcW w:w="0" w:type="auto"/>
+            <w:tcBorders>
+              <w:top w:val="single" w:sz="0" w:space="0" w:color="D3D3D3"/>
+              <w:left w:val="single" w:sz="0" w:space="0" w:color="D3D3D3"/>
+              <w:bottom w:val="single" w:sz="0" w:space="0" w:color="D3D3D3"/>
+              <w:right w:val="single" w:sz="0" w:space="0" w:color="D3D3D3"/>
+            </w:tcBorders>
+          </w:tcPr>
+          <w:p>
+            <w:pPr>
+              <w:keepNext/>
+              <w:spacing w:after="60"/>
+              <w:jc w:val="right"/>
+            </w:pPr>
+            <w:r>
+              <w:rPr>
+                <w:rFonts w:ascii="Calibri" w:hAnsi="Calibri"/>
+                <w:sz w:val="20"/>
+              </w:rPr>
+              <w:t>7</w:t>
+            </w:r>
+          </w:p>
+        </w:tc>
+        <w:tc>
+          <w:tcPr>
+            <w:tcW w:w="0" w:type="auto"/>
+            <w:tcBorders>
+              <w:top w:val="single" w:sz="0" w:space="0" w:color="D3D3D3"/>
+              <w:left w:val="single" w:sz="0" w:space="0" w:color="D3D3D3"/>
+              <w:bottom w:val="single" w:sz="0" w:space="0" w:color="D3D3D3"/>
+              <w:right w:val="single" w:sz="0" w:space="0" w:color="D3D3D3"/>
+            </w:tcBorders>
+          </w:tcPr>
+          <w:p>
+            <w:pPr>
+              <w:keepNext/>
+              <w:spacing w:after="60"/>
+              <w:jc w:val="right"/>
+            </w:pPr>
+            <w:r>
+              <w:rPr>
+                <w:rFonts w:ascii="Calibri" w:hAnsi="Calibri"/>
+                <w:sz w:val="20"/>
+              </w:rPr>
+              <w:t>1.0000000</w:t>
             </w:r>
           </w:p>
         </w:tc>
@@ -1826,7 +1826,7 @@
                 <w:rFonts w:ascii="Calibri" w:hAnsi="Calibri"/>
                 <w:sz w:val="20"/>
               </w:rPr>
-              <w:t>Crédito pessoal não consignado</w:t>
+              <w:t>Cheque especial</w:t>
             </w:r>
           </w:p>
         </w:tc>
@@ -1875,7 +1875,7 @@
                 <w:rFonts w:ascii="Calibri" w:hAnsi="Calibri"/>
                 <w:sz w:val="20"/>
               </w:rPr>
-              <w:t>0.993</w:t>
+              <w:t>0.991</w:t>
             </w:r>
           </w:p>
         </w:tc>
@@ -1925,32 +1925,32 @@
                 <w:rFonts w:ascii="Calibri" w:hAnsi="Calibri"/>
                 <w:sz w:val="20"/>
               </w:rPr>
-              <w:t>3</w:t>
-            </w:r>
-          </w:p>
-        </w:tc>
-        <w:tc>
-          <w:tcPr>
-            <w:tcW w:w="0" w:type="auto"/>
-            <w:tcBorders>
-              <w:top w:val="single" w:sz="0" w:space="0" w:color="D3D3D3"/>
-              <w:left w:val="single" w:sz="0" w:space="0" w:color="D3D3D3"/>
-              <w:bottom w:val="single" w:sz="0" w:space="0" w:color="D3D3D3"/>
-              <w:right w:val="single" w:sz="0" w:space="0" w:color="D3D3D3"/>
-            </w:tcBorders>
-          </w:tcPr>
-          <w:p>
-            <w:pPr>
-              <w:keepNext/>
-              <w:spacing w:after="60"/>
-              <w:jc w:val="right"/>
-            </w:pPr>
-            <w:r>
-              <w:rPr>
-                <w:rFonts w:ascii="Calibri" w:hAnsi="Calibri"/>
-                <w:sz w:val="20"/>
-              </w:rPr>
-              <w:t>1</w:t>
+              <w:t>6</w:t>
+            </w:r>
+          </w:p>
+        </w:tc>
+        <w:tc>
+          <w:tcPr>
+            <w:tcW w:w="0" w:type="auto"/>
+            <w:tcBorders>
+              <w:top w:val="single" w:sz="0" w:space="0" w:color="D3D3D3"/>
+              <w:left w:val="single" w:sz="0" w:space="0" w:color="D3D3D3"/>
+              <w:bottom w:val="single" w:sz="0" w:space="0" w:color="D3D3D3"/>
+              <w:right w:val="single" w:sz="0" w:space="0" w:color="D3D3D3"/>
+            </w:tcBorders>
+          </w:tcPr>
+          <w:p>
+            <w:pPr>
+              <w:keepNext/>
+              <w:spacing w:after="60"/>
+              <w:jc w:val="right"/>
+            </w:pPr>
+            <w:r>
+              <w:rPr>
+                <w:rFonts w:ascii="Calibri" w:hAnsi="Calibri"/>
+                <w:sz w:val="20"/>
+              </w:rPr>
+              <w:t>1.0000000</w:t>
             </w:r>
           </w:p>
         </w:tc>
@@ -2005,7 +2005,7 @@
                 <w:rFonts w:ascii="Calibri" w:hAnsi="Calibri"/>
                 <w:sz w:val="20"/>
               </w:rPr>
-              <w:t>Imobiliário</w:t>
+              <w:t>Consignado</w:t>
             </w:r>
           </w:p>
         </w:tc>
@@ -2054,107 +2054,107 @@
                 <w:rFonts w:ascii="Calibri" w:hAnsi="Calibri"/>
                 <w:sz w:val="20"/>
               </w:rPr>
-              <w:t>1.016</w:t>
-            </w:r>
-          </w:p>
-        </w:tc>
-        <w:tc>
-          <w:tcPr>
-            <w:tcW w:w="0" w:type="auto"/>
-            <w:tcBorders>
-              <w:top w:val="single" w:sz="0" w:space="0" w:color="D3D3D3"/>
-              <w:left w:val="single" w:sz="0" w:space="0" w:color="D3D3D3"/>
-              <w:bottom w:val="single" w:sz="0" w:space="0" w:color="D3D3D3"/>
-              <w:right w:val="single" w:sz="0" w:space="0" w:color="D3D3D3"/>
-            </w:tcBorders>
-          </w:tcPr>
-          <w:p>
-            <w:pPr>
-              <w:keepNext/>
-              <w:spacing w:after="60"/>
-              <w:jc w:val="right"/>
-            </w:pPr>
-            <w:r>
-              <w:rPr>
-                <w:rFonts w:ascii="Calibri" w:hAnsi="Calibri"/>
-                <w:sz w:val="20"/>
-              </w:rPr>
-              <w:t>2</w:t>
-            </w:r>
-          </w:p>
-        </w:tc>
-        <w:tc>
-          <w:tcPr>
-            <w:tcW w:w="0" w:type="auto"/>
-            <w:tcBorders>
-              <w:top w:val="single" w:sz="0" w:space="0" w:color="D3D3D3"/>
-              <w:left w:val="single" w:sz="0" w:space="0" w:color="D3D3D3"/>
-              <w:bottom w:val="single" w:sz="0" w:space="0" w:color="D3D3D3"/>
-              <w:right w:val="single" w:sz="0" w:space="0" w:color="D3D3D3"/>
-            </w:tcBorders>
-          </w:tcPr>
-          <w:p>
-            <w:pPr>
-              <w:keepNext/>
-              <w:spacing w:after="60"/>
-              <w:jc w:val="right"/>
-            </w:pPr>
-            <w:r>
-              <w:rPr>
-                <w:rFonts w:ascii="Calibri" w:hAnsi="Calibri"/>
-                <w:sz w:val="20"/>
-              </w:rPr>
-              <w:t>3</w:t>
-            </w:r>
-          </w:p>
-        </w:tc>
-        <w:tc>
-          <w:tcPr>
-            <w:tcW w:w="0" w:type="auto"/>
-            <w:tcBorders>
-              <w:top w:val="single" w:sz="0" w:space="0" w:color="D3D3D3"/>
-              <w:left w:val="single" w:sz="0" w:space="0" w:color="D3D3D3"/>
-              <w:bottom w:val="single" w:sz="0" w:space="0" w:color="D3D3D3"/>
-              <w:right w:val="single" w:sz="0" w:space="0" w:color="D3D3D3"/>
-            </w:tcBorders>
-          </w:tcPr>
-          <w:p>
-            <w:pPr>
-              <w:keepNext/>
-              <w:spacing w:after="60"/>
-              <w:jc w:val="right"/>
-            </w:pPr>
-            <w:r>
-              <w:rPr>
-                <w:rFonts w:ascii="Calibri" w:hAnsi="Calibri"/>
-                <w:sz w:val="20"/>
-              </w:rPr>
-              <w:t>1</w:t>
-            </w:r>
-          </w:p>
-        </w:tc>
-        <w:tc>
-          <w:tcPr>
-            <w:tcW w:w="0" w:type="auto"/>
-            <w:tcBorders>
-              <w:top w:val="single" w:sz="0" w:space="0" w:color="D3D3D3"/>
-              <w:left w:val="single" w:sz="0" w:space="0" w:color="D3D3D3"/>
-              <w:bottom w:val="single" w:sz="0" w:space="0" w:color="D3D3D3"/>
-              <w:right w:val="single" w:sz="0" w:space="0" w:color="D3D3D3"/>
-            </w:tcBorders>
-          </w:tcPr>
-          <w:p>
-            <w:pPr>
-              <w:keepNext/>
-              <w:spacing w:after="60"/>
-              <w:jc w:val="right"/>
-            </w:pPr>
-            <w:r>
-              <w:rPr>
-                <w:rFonts w:ascii="Calibri" w:hAnsi="Calibri"/>
-                <w:sz w:val="20"/>
-              </w:rPr>
-              <w:t>0.003</w:t>
+              <w:t>NA</w:t>
+            </w:r>
+          </w:p>
+        </w:tc>
+        <w:tc>
+          <w:tcPr>
+            <w:tcW w:w="0" w:type="auto"/>
+            <w:tcBorders>
+              <w:top w:val="single" w:sz="0" w:space="0" w:color="D3D3D3"/>
+              <w:left w:val="single" w:sz="0" w:space="0" w:color="D3D3D3"/>
+              <w:bottom w:val="single" w:sz="0" w:space="0" w:color="D3D3D3"/>
+              <w:right w:val="single" w:sz="0" w:space="0" w:color="D3D3D3"/>
+            </w:tcBorders>
+          </w:tcPr>
+          <w:p>
+            <w:pPr>
+              <w:keepNext/>
+              <w:spacing w:after="60"/>
+              <w:jc w:val="right"/>
+            </w:pPr>
+            <w:r>
+              <w:rPr>
+                <w:rFonts w:ascii="Calibri" w:hAnsi="Calibri"/>
+                <w:sz w:val="20"/>
+              </w:rPr>
+              <w:t>NA</w:t>
+            </w:r>
+          </w:p>
+        </w:tc>
+        <w:tc>
+          <w:tcPr>
+            <w:tcW w:w="0" w:type="auto"/>
+            <w:tcBorders>
+              <w:top w:val="single" w:sz="0" w:space="0" w:color="D3D3D3"/>
+              <w:left w:val="single" w:sz="0" w:space="0" w:color="D3D3D3"/>
+              <w:bottom w:val="single" w:sz="0" w:space="0" w:color="D3D3D3"/>
+              <w:right w:val="single" w:sz="0" w:space="0" w:color="D3D3D3"/>
+            </w:tcBorders>
+          </w:tcPr>
+          <w:p>
+            <w:pPr>
+              <w:keepNext/>
+              <w:spacing w:after="60"/>
+              <w:jc w:val="right"/>
+            </w:pPr>
+            <w:r>
+              <w:rPr>
+                <w:rFonts w:ascii="Calibri" w:hAnsi="Calibri"/>
+                <w:sz w:val="20"/>
+              </w:rPr>
+              <w:t>NA</w:t>
+            </w:r>
+          </w:p>
+        </w:tc>
+        <w:tc>
+          <w:tcPr>
+            <w:tcW w:w="0" w:type="auto"/>
+            <w:tcBorders>
+              <w:top w:val="single" w:sz="0" w:space="0" w:color="D3D3D3"/>
+              <w:left w:val="single" w:sz="0" w:space="0" w:color="D3D3D3"/>
+              <w:bottom w:val="single" w:sz="0" w:space="0" w:color="D3D3D3"/>
+              <w:right w:val="single" w:sz="0" w:space="0" w:color="D3D3D3"/>
+            </w:tcBorders>
+          </w:tcPr>
+          <w:p>
+            <w:pPr>
+              <w:keepNext/>
+              <w:spacing w:after="60"/>
+              <w:jc w:val="right"/>
+            </w:pPr>
+            <w:r>
+              <w:rPr>
+                <w:rFonts w:ascii="Calibri" w:hAnsi="Calibri"/>
+                <w:sz w:val="20"/>
+              </w:rPr>
+              <w:t>NA</w:t>
+            </w:r>
+          </w:p>
+        </w:tc>
+        <w:tc>
+          <w:tcPr>
+            <w:tcW w:w="0" w:type="auto"/>
+            <w:tcBorders>
+              <w:top w:val="single" w:sz="0" w:space="0" w:color="D3D3D3"/>
+              <w:left w:val="single" w:sz="0" w:space="0" w:color="D3D3D3"/>
+              <w:bottom w:val="single" w:sz="0" w:space="0" w:color="D3D3D3"/>
+              <w:right w:val="single" w:sz="0" w:space="0" w:color="D3D3D3"/>
+            </w:tcBorders>
+          </w:tcPr>
+          <w:p>
+            <w:pPr>
+              <w:keepNext/>
+              <w:spacing w:after="60"/>
+              <w:jc w:val="right"/>
+            </w:pPr>
+            <w:r>
+              <w:rPr>
+                <w:rFonts w:ascii="Calibri" w:hAnsi="Calibri"/>
+                <w:sz w:val="20"/>
+              </w:rPr>
+              <w:t>NA</w:t>
             </w:r>
           </w:p>
         </w:tc>
@@ -2184,6 +2184,543 @@
                 <w:rFonts w:ascii="Calibri" w:hAnsi="Calibri"/>
                 <w:sz w:val="20"/>
               </w:rPr>
+              <w:t>Consignado</w:t>
+            </w:r>
+          </w:p>
+        </w:tc>
+        <w:tc>
+          <w:tcPr>
+            <w:tcW w:w="0" w:type="auto"/>
+            <w:tcBorders>
+              <w:top w:val="single" w:sz="0" w:space="0" w:color="D3D3D3"/>
+              <w:left w:val="single" w:sz="0" w:space="0" w:color="D3D3D3"/>
+              <w:bottom w:val="single" w:sz="0" w:space="0" w:color="D3D3D3"/>
+              <w:right w:val="single" w:sz="0" w:space="0" w:color="D3D3D3"/>
+            </w:tcBorders>
+          </w:tcPr>
+          <w:p>
+            <w:pPr>
+              <w:keepNext/>
+              <w:spacing w:after="60"/>
+            </w:pPr>
+            <w:r>
+              <w:rPr>
+                <w:rFonts w:ascii="Calibri" w:hAnsi="Calibri"/>
+                <w:sz w:val="20"/>
+              </w:rPr>
+              <w:t>Contábil</w:t>
+            </w:r>
+          </w:p>
+        </w:tc>
+        <w:tc>
+          <w:tcPr>
+            <w:tcW w:w="0" w:type="auto"/>
+            <w:tcBorders>
+              <w:top w:val="single" w:sz="0" w:space="0" w:color="D3D3D3"/>
+              <w:left w:val="single" w:sz="0" w:space="0" w:color="D3D3D3"/>
+              <w:bottom w:val="single" w:sz="0" w:space="0" w:color="D3D3D3"/>
+              <w:right w:val="single" w:sz="0" w:space="0" w:color="D3D3D3"/>
+            </w:tcBorders>
+          </w:tcPr>
+          <w:p>
+            <w:pPr>
+              <w:keepNext/>
+              <w:spacing w:after="60"/>
+              <w:jc w:val="right"/>
+            </w:pPr>
+            <w:r>
+              <w:rPr>
+                <w:rFonts w:ascii="Calibri" w:hAnsi="Calibri"/>
+                <w:sz w:val="20"/>
+              </w:rPr>
+              <w:t>0.981</w:t>
+            </w:r>
+          </w:p>
+        </w:tc>
+        <w:tc>
+          <w:tcPr>
+            <w:tcW w:w="0" w:type="auto"/>
+            <w:tcBorders>
+              <w:top w:val="single" w:sz="0" w:space="0" w:color="D3D3D3"/>
+              <w:left w:val="single" w:sz="0" w:space="0" w:color="D3D3D3"/>
+              <w:bottom w:val="single" w:sz="0" w:space="0" w:color="D3D3D3"/>
+              <w:right w:val="single" w:sz="0" w:space="0" w:color="D3D3D3"/>
+            </w:tcBorders>
+          </w:tcPr>
+          <w:p>
+            <w:pPr>
+              <w:keepNext/>
+              <w:spacing w:after="60"/>
+              <w:jc w:val="right"/>
+            </w:pPr>
+            <w:r>
+              <w:rPr>
+                <w:rFonts w:ascii="Calibri" w:hAnsi="Calibri"/>
+                <w:sz w:val="20"/>
+              </w:rPr>
+              <w:t>1</w:t>
+            </w:r>
+          </w:p>
+        </w:tc>
+        <w:tc>
+          <w:tcPr>
+            <w:tcW w:w="0" w:type="auto"/>
+            <w:tcBorders>
+              <w:top w:val="single" w:sz="0" w:space="0" w:color="D3D3D3"/>
+              <w:left w:val="single" w:sz="0" w:space="0" w:color="D3D3D3"/>
+              <w:bottom w:val="single" w:sz="0" w:space="0" w:color="D3D3D3"/>
+              <w:right w:val="single" w:sz="0" w:space="0" w:color="D3D3D3"/>
+            </w:tcBorders>
+          </w:tcPr>
+          <w:p>
+            <w:pPr>
+              <w:keepNext/>
+              <w:spacing w:after="60"/>
+              <w:jc w:val="right"/>
+            </w:pPr>
+            <w:r>
+              <w:rPr>
+                <w:rFonts w:ascii="Calibri" w:hAnsi="Calibri"/>
+                <w:sz w:val="20"/>
+              </w:rPr>
+              <w:t>2</w:t>
+            </w:r>
+          </w:p>
+        </w:tc>
+        <w:tc>
+          <w:tcPr>
+            <w:tcW w:w="0" w:type="auto"/>
+            <w:tcBorders>
+              <w:top w:val="single" w:sz="0" w:space="0" w:color="D3D3D3"/>
+              <w:left w:val="single" w:sz="0" w:space="0" w:color="D3D3D3"/>
+              <w:bottom w:val="single" w:sz="0" w:space="0" w:color="D3D3D3"/>
+              <w:right w:val="single" w:sz="0" w:space="0" w:color="D3D3D3"/>
+            </w:tcBorders>
+          </w:tcPr>
+          <w:p>
+            <w:pPr>
+              <w:keepNext/>
+              <w:spacing w:after="60"/>
+              <w:jc w:val="right"/>
+            </w:pPr>
+            <w:r>
+              <w:rPr>
+                <w:rFonts w:ascii="Calibri" w:hAnsi="Calibri"/>
+                <w:sz w:val="20"/>
+              </w:rPr>
+              <w:t>1.0000000</w:t>
+            </w:r>
+          </w:p>
+        </w:tc>
+        <w:tc>
+          <w:tcPr>
+            <w:tcW w:w="0" w:type="auto"/>
+            <w:tcBorders>
+              <w:top w:val="single" w:sz="0" w:space="0" w:color="D3D3D3"/>
+              <w:left w:val="single" w:sz="0" w:space="0" w:color="D3D3D3"/>
+              <w:bottom w:val="single" w:sz="0" w:space="0" w:color="D3D3D3"/>
+              <w:right w:val="single" w:sz="0" w:space="0" w:color="D3D3D3"/>
+            </w:tcBorders>
+          </w:tcPr>
+          <w:p>
+            <w:pPr>
+              <w:keepNext/>
+              <w:spacing w:after="60"/>
+              <w:jc w:val="right"/>
+            </w:pPr>
+            <w:r>
+              <w:rPr>
+                <w:rFonts w:ascii="Calibri" w:hAnsi="Calibri"/>
+                <w:sz w:val="20"/>
+              </w:rPr>
+              <w:t>0.000</w:t>
+            </w:r>
+          </w:p>
+        </w:tc>
+      </w:tr>
+      <w:tr>
+        <w:trPr>
+          <w:cantSplit/>
+          <w:jc w:val="center"/>
+        </w:trPr>
+        <w:tc>
+          <w:tcPr>
+            <w:tcW w:w="0" w:type="auto"/>
+            <w:tcBorders>
+              <w:top w:val="single" w:sz="0" w:space="0" w:color="D3D3D3"/>
+              <w:left w:val="single" w:sz="0" w:space="0" w:color="D3D3D3"/>
+              <w:bottom w:val="single" w:sz="0" w:space="0" w:color="D3D3D3"/>
+              <w:right w:val="single" w:sz="0" w:space="0" w:color="D3D3D3"/>
+            </w:tcBorders>
+          </w:tcPr>
+          <w:p>
+            <w:pPr>
+              <w:keepNext/>
+              <w:spacing w:after="60"/>
+            </w:pPr>
+            <w:r>
+              <w:rPr>
+                <w:rFonts w:ascii="Calibri" w:hAnsi="Calibri"/>
+                <w:sz w:val="20"/>
+              </w:rPr>
+              <w:t>Crédito pessoal não consignado</w:t>
+            </w:r>
+          </w:p>
+        </w:tc>
+        <w:tc>
+          <w:tcPr>
+            <w:tcW w:w="0" w:type="auto"/>
+            <w:tcBorders>
+              <w:top w:val="single" w:sz="0" w:space="0" w:color="D3D3D3"/>
+              <w:left w:val="single" w:sz="0" w:space="0" w:color="D3D3D3"/>
+              <w:bottom w:val="single" w:sz="0" w:space="0" w:color="D3D3D3"/>
+              <w:right w:val="single" w:sz="0" w:space="0" w:color="D3D3D3"/>
+            </w:tcBorders>
+          </w:tcPr>
+          <w:p>
+            <w:pPr>
+              <w:keepNext/>
+              <w:spacing w:after="60"/>
+            </w:pPr>
+            <w:r>
+              <w:rPr>
+                <w:rFonts w:ascii="Calibri" w:hAnsi="Calibri"/>
+                <w:sz w:val="20"/>
+              </w:rPr>
+              <w:t>Estoque</w:t>
+            </w:r>
+          </w:p>
+        </w:tc>
+        <w:tc>
+          <w:tcPr>
+            <w:tcW w:w="0" w:type="auto"/>
+            <w:tcBorders>
+              <w:top w:val="single" w:sz="0" w:space="0" w:color="D3D3D3"/>
+              <w:left w:val="single" w:sz="0" w:space="0" w:color="D3D3D3"/>
+              <w:bottom w:val="single" w:sz="0" w:space="0" w:color="D3D3D3"/>
+              <w:right w:val="single" w:sz="0" w:space="0" w:color="D3D3D3"/>
+            </w:tcBorders>
+          </w:tcPr>
+          <w:p>
+            <w:pPr>
+              <w:keepNext/>
+              <w:spacing w:after="60"/>
+              <w:jc w:val="right"/>
+            </w:pPr>
+            <w:r>
+              <w:rPr>
+                <w:rFonts w:ascii="Calibri" w:hAnsi="Calibri"/>
+                <w:sz w:val="20"/>
+              </w:rPr>
+              <w:t>1.014</w:t>
+            </w:r>
+          </w:p>
+        </w:tc>
+        <w:tc>
+          <w:tcPr>
+            <w:tcW w:w="0" w:type="auto"/>
+            <w:tcBorders>
+              <w:top w:val="single" w:sz="0" w:space="0" w:color="D3D3D3"/>
+              <w:left w:val="single" w:sz="0" w:space="0" w:color="D3D3D3"/>
+              <w:bottom w:val="single" w:sz="0" w:space="0" w:color="D3D3D3"/>
+              <w:right w:val="single" w:sz="0" w:space="0" w:color="D3D3D3"/>
+            </w:tcBorders>
+          </w:tcPr>
+          <w:p>
+            <w:pPr>
+              <w:keepNext/>
+              <w:spacing w:after="60"/>
+              <w:jc w:val="right"/>
+            </w:pPr>
+            <w:r>
+              <w:rPr>
+                <w:rFonts w:ascii="Calibri" w:hAnsi="Calibri"/>
+                <w:sz w:val="20"/>
+              </w:rPr>
+              <w:t>4</w:t>
+            </w:r>
+          </w:p>
+        </w:tc>
+        <w:tc>
+          <w:tcPr>
+            <w:tcW w:w="0" w:type="auto"/>
+            <w:tcBorders>
+              <w:top w:val="single" w:sz="0" w:space="0" w:color="D3D3D3"/>
+              <w:left w:val="single" w:sz="0" w:space="0" w:color="D3D3D3"/>
+              <w:bottom w:val="single" w:sz="0" w:space="0" w:color="D3D3D3"/>
+              <w:right w:val="single" w:sz="0" w:space="0" w:color="D3D3D3"/>
+            </w:tcBorders>
+          </w:tcPr>
+          <w:p>
+            <w:pPr>
+              <w:keepNext/>
+              <w:spacing w:after="60"/>
+              <w:jc w:val="right"/>
+            </w:pPr>
+            <w:r>
+              <w:rPr>
+                <w:rFonts w:ascii="Calibri" w:hAnsi="Calibri"/>
+                <w:sz w:val="20"/>
+              </w:rPr>
+              <w:t>3</w:t>
+            </w:r>
+          </w:p>
+        </w:tc>
+        <w:tc>
+          <w:tcPr>
+            <w:tcW w:w="0" w:type="auto"/>
+            <w:tcBorders>
+              <w:top w:val="single" w:sz="0" w:space="0" w:color="D3D3D3"/>
+              <w:left w:val="single" w:sz="0" w:space="0" w:color="D3D3D3"/>
+              <w:bottom w:val="single" w:sz="0" w:space="0" w:color="D3D3D3"/>
+              <w:right w:val="single" w:sz="0" w:space="0" w:color="D3D3D3"/>
+            </w:tcBorders>
+          </w:tcPr>
+          <w:p>
+            <w:pPr>
+              <w:keepNext/>
+              <w:spacing w:after="60"/>
+              <w:jc w:val="right"/>
+            </w:pPr>
+            <w:r>
+              <w:rPr>
+                <w:rFonts w:ascii="Calibri" w:hAnsi="Calibri"/>
+                <w:sz w:val="20"/>
+              </w:rPr>
+              <w:t>1.0000000</w:t>
+            </w:r>
+          </w:p>
+        </w:tc>
+        <w:tc>
+          <w:tcPr>
+            <w:tcW w:w="0" w:type="auto"/>
+            <w:tcBorders>
+              <w:top w:val="single" w:sz="0" w:space="0" w:color="D3D3D3"/>
+              <w:left w:val="single" w:sz="0" w:space="0" w:color="D3D3D3"/>
+              <w:bottom w:val="single" w:sz="0" w:space="0" w:color="D3D3D3"/>
+              <w:right w:val="single" w:sz="0" w:space="0" w:color="D3D3D3"/>
+            </w:tcBorders>
+          </w:tcPr>
+          <w:p>
+            <w:pPr>
+              <w:keepNext/>
+              <w:spacing w:after="60"/>
+              <w:jc w:val="right"/>
+            </w:pPr>
+            <w:r>
+              <w:rPr>
+                <w:rFonts w:ascii="Calibri" w:hAnsi="Calibri"/>
+                <w:sz w:val="20"/>
+              </w:rPr>
+              <w:t>0.000</w:t>
+            </w:r>
+          </w:p>
+        </w:tc>
+      </w:tr>
+      <w:tr>
+        <w:trPr>
+          <w:cantSplit/>
+          <w:jc w:val="center"/>
+        </w:trPr>
+        <w:tc>
+          <w:tcPr>
+            <w:tcW w:w="0" w:type="auto"/>
+            <w:tcBorders>
+              <w:top w:val="single" w:sz="0" w:space="0" w:color="D3D3D3"/>
+              <w:left w:val="single" w:sz="0" w:space="0" w:color="D3D3D3"/>
+              <w:bottom w:val="single" w:sz="0" w:space="0" w:color="D3D3D3"/>
+              <w:right w:val="single" w:sz="0" w:space="0" w:color="D3D3D3"/>
+            </w:tcBorders>
+          </w:tcPr>
+          <w:p>
+            <w:pPr>
+              <w:keepNext/>
+              <w:spacing w:after="60"/>
+            </w:pPr>
+            <w:r>
+              <w:rPr>
+                <w:rFonts w:ascii="Calibri" w:hAnsi="Calibri"/>
+                <w:sz w:val="20"/>
+              </w:rPr>
+              <w:t>Crédito pessoal não consignado</w:t>
+            </w:r>
+          </w:p>
+        </w:tc>
+        <w:tc>
+          <w:tcPr>
+            <w:tcW w:w="0" w:type="auto"/>
+            <w:tcBorders>
+              <w:top w:val="single" w:sz="0" w:space="0" w:color="D3D3D3"/>
+              <w:left w:val="single" w:sz="0" w:space="0" w:color="D3D3D3"/>
+              <w:bottom w:val="single" w:sz="0" w:space="0" w:color="D3D3D3"/>
+              <w:right w:val="single" w:sz="0" w:space="0" w:color="D3D3D3"/>
+            </w:tcBorders>
+          </w:tcPr>
+          <w:p>
+            <w:pPr>
+              <w:keepNext/>
+              <w:spacing w:after="60"/>
+            </w:pPr>
+            <w:r>
+              <w:rPr>
+                <w:rFonts w:ascii="Calibri" w:hAnsi="Calibri"/>
+                <w:sz w:val="20"/>
+              </w:rPr>
+              <w:t>Contábil</w:t>
+            </w:r>
+          </w:p>
+        </w:tc>
+        <w:tc>
+          <w:tcPr>
+            <w:tcW w:w="0" w:type="auto"/>
+            <w:tcBorders>
+              <w:top w:val="single" w:sz="0" w:space="0" w:color="D3D3D3"/>
+              <w:left w:val="single" w:sz="0" w:space="0" w:color="D3D3D3"/>
+              <w:bottom w:val="single" w:sz="0" w:space="0" w:color="D3D3D3"/>
+              <w:right w:val="single" w:sz="0" w:space="0" w:color="D3D3D3"/>
+            </w:tcBorders>
+          </w:tcPr>
+          <w:p>
+            <w:pPr>
+              <w:keepNext/>
+              <w:spacing w:after="60"/>
+              <w:jc w:val="right"/>
+            </w:pPr>
+            <w:r>
+              <w:rPr>
+                <w:rFonts w:ascii="Calibri" w:hAnsi="Calibri"/>
+                <w:sz w:val="20"/>
+              </w:rPr>
+              <w:t>0.994</w:t>
+            </w:r>
+          </w:p>
+        </w:tc>
+        <w:tc>
+          <w:tcPr>
+            <w:tcW w:w="0" w:type="auto"/>
+            <w:tcBorders>
+              <w:top w:val="single" w:sz="0" w:space="0" w:color="D3D3D3"/>
+              <w:left w:val="single" w:sz="0" w:space="0" w:color="D3D3D3"/>
+              <w:bottom w:val="single" w:sz="0" w:space="0" w:color="D3D3D3"/>
+              <w:right w:val="single" w:sz="0" w:space="0" w:color="D3D3D3"/>
+            </w:tcBorders>
+          </w:tcPr>
+          <w:p>
+            <w:pPr>
+              <w:keepNext/>
+              <w:spacing w:after="60"/>
+              <w:jc w:val="right"/>
+            </w:pPr>
+            <w:r>
+              <w:rPr>
+                <w:rFonts w:ascii="Calibri" w:hAnsi="Calibri"/>
+                <w:sz w:val="20"/>
+              </w:rPr>
+              <w:t>2</w:t>
+            </w:r>
+          </w:p>
+        </w:tc>
+        <w:tc>
+          <w:tcPr>
+            <w:tcW w:w="0" w:type="auto"/>
+            <w:tcBorders>
+              <w:top w:val="single" w:sz="0" w:space="0" w:color="D3D3D3"/>
+              <w:left w:val="single" w:sz="0" w:space="0" w:color="D3D3D3"/>
+              <w:bottom w:val="single" w:sz="0" w:space="0" w:color="D3D3D3"/>
+              <w:right w:val="single" w:sz="0" w:space="0" w:color="D3D3D3"/>
+            </w:tcBorders>
+          </w:tcPr>
+          <w:p>
+            <w:pPr>
+              <w:keepNext/>
+              <w:spacing w:after="60"/>
+              <w:jc w:val="right"/>
+            </w:pPr>
+            <w:r>
+              <w:rPr>
+                <w:rFonts w:ascii="Calibri" w:hAnsi="Calibri"/>
+                <w:sz w:val="20"/>
+              </w:rPr>
+              <w:t>3</w:t>
+            </w:r>
+          </w:p>
+        </w:tc>
+        <w:tc>
+          <w:tcPr>
+            <w:tcW w:w="0" w:type="auto"/>
+            <w:tcBorders>
+              <w:top w:val="single" w:sz="0" w:space="0" w:color="D3D3D3"/>
+              <w:left w:val="single" w:sz="0" w:space="0" w:color="D3D3D3"/>
+              <w:bottom w:val="single" w:sz="0" w:space="0" w:color="D3D3D3"/>
+              <w:right w:val="single" w:sz="0" w:space="0" w:color="D3D3D3"/>
+            </w:tcBorders>
+          </w:tcPr>
+          <w:p>
+            <w:pPr>
+              <w:keepNext/>
+              <w:spacing w:after="60"/>
+              <w:jc w:val="right"/>
+            </w:pPr>
+            <w:r>
+              <w:rPr>
+                <w:rFonts w:ascii="Calibri" w:hAnsi="Calibri"/>
+                <w:sz w:val="20"/>
+              </w:rPr>
+              <w:t>1.0000000</w:t>
+            </w:r>
+          </w:p>
+        </w:tc>
+        <w:tc>
+          <w:tcPr>
+            <w:tcW w:w="0" w:type="auto"/>
+            <w:tcBorders>
+              <w:top w:val="single" w:sz="0" w:space="0" w:color="D3D3D3"/>
+              <w:left w:val="single" w:sz="0" w:space="0" w:color="D3D3D3"/>
+              <w:bottom w:val="single" w:sz="0" w:space="0" w:color="D3D3D3"/>
+              <w:right w:val="single" w:sz="0" w:space="0" w:color="D3D3D3"/>
+            </w:tcBorders>
+          </w:tcPr>
+          <w:p>
+            <w:pPr>
+              <w:keepNext/>
+              <w:spacing w:after="60"/>
+              <w:jc w:val="right"/>
+            </w:pPr>
+            <w:r>
+              <w:rPr>
+                <w:rFonts w:ascii="Calibri" w:hAnsi="Calibri"/>
+                <w:sz w:val="20"/>
+              </w:rPr>
+              <w:t>0.000</w:t>
+            </w:r>
+          </w:p>
+        </w:tc>
+      </w:tr>
+      <w:tr>
+        <w:trPr>
+          <w:cantSplit/>
+          <w:jc w:val="center"/>
+        </w:trPr>
+        <w:tc>
+          <w:tcPr>
+            <w:tcW w:w="0" w:type="auto"/>
+            <w:tcBorders>
+              <w:top w:val="single" w:sz="0" w:space="0" w:color="D3D3D3"/>
+              <w:left w:val="single" w:sz="0" w:space="0" w:color="D3D3D3"/>
+              <w:bottom w:val="single" w:sz="0" w:space="0" w:color="D3D3D3"/>
+              <w:right w:val="single" w:sz="0" w:space="0" w:color="D3D3D3"/>
+            </w:tcBorders>
+          </w:tcPr>
+          <w:p>
+            <w:pPr>
+              <w:keepNext/>
+              <w:spacing w:after="60"/>
+            </w:pPr>
+            <w:r>
+              <w:rPr>
+                <w:rFonts w:ascii="Calibri" w:hAnsi="Calibri"/>
+                <w:sz w:val="20"/>
+              </w:rPr>
               <w:t>Imobiliário</w:t>
             </w:r>
           </w:p>
@@ -2208,6 +2745,185 @@
                 <w:rFonts w:ascii="Calibri" w:hAnsi="Calibri"/>
                 <w:sz w:val="20"/>
               </w:rPr>
+              <w:t>Estoque</w:t>
+            </w:r>
+          </w:p>
+        </w:tc>
+        <w:tc>
+          <w:tcPr>
+            <w:tcW w:w="0" w:type="auto"/>
+            <w:tcBorders>
+              <w:top w:val="single" w:sz="0" w:space="0" w:color="D3D3D3"/>
+              <w:left w:val="single" w:sz="0" w:space="0" w:color="D3D3D3"/>
+              <w:bottom w:val="single" w:sz="0" w:space="0" w:color="D3D3D3"/>
+              <w:right w:val="single" w:sz="0" w:space="0" w:color="D3D3D3"/>
+            </w:tcBorders>
+          </w:tcPr>
+          <w:p>
+            <w:pPr>
+              <w:keepNext/>
+              <w:spacing w:after="60"/>
+              <w:jc w:val="right"/>
+            </w:pPr>
+            <w:r>
+              <w:rPr>
+                <w:rFonts w:ascii="Calibri" w:hAnsi="Calibri"/>
+                <w:sz w:val="20"/>
+              </w:rPr>
+              <w:t>1.016</w:t>
+            </w:r>
+          </w:p>
+        </w:tc>
+        <w:tc>
+          <w:tcPr>
+            <w:tcW w:w="0" w:type="auto"/>
+            <w:tcBorders>
+              <w:top w:val="single" w:sz="0" w:space="0" w:color="D3D3D3"/>
+              <w:left w:val="single" w:sz="0" w:space="0" w:color="D3D3D3"/>
+              <w:bottom w:val="single" w:sz="0" w:space="0" w:color="D3D3D3"/>
+              <w:right w:val="single" w:sz="0" w:space="0" w:color="D3D3D3"/>
+            </w:tcBorders>
+          </w:tcPr>
+          <w:p>
+            <w:pPr>
+              <w:keepNext/>
+              <w:spacing w:after="60"/>
+              <w:jc w:val="right"/>
+            </w:pPr>
+            <w:r>
+              <w:rPr>
+                <w:rFonts w:ascii="Calibri" w:hAnsi="Calibri"/>
+                <w:sz w:val="20"/>
+              </w:rPr>
+              <w:t>2</w:t>
+            </w:r>
+          </w:p>
+        </w:tc>
+        <w:tc>
+          <w:tcPr>
+            <w:tcW w:w="0" w:type="auto"/>
+            <w:tcBorders>
+              <w:top w:val="single" w:sz="0" w:space="0" w:color="D3D3D3"/>
+              <w:left w:val="single" w:sz="0" w:space="0" w:color="D3D3D3"/>
+              <w:bottom w:val="single" w:sz="0" w:space="0" w:color="D3D3D3"/>
+              <w:right w:val="single" w:sz="0" w:space="0" w:color="D3D3D3"/>
+            </w:tcBorders>
+          </w:tcPr>
+          <w:p>
+            <w:pPr>
+              <w:keepNext/>
+              <w:spacing w:after="60"/>
+              <w:jc w:val="right"/>
+            </w:pPr>
+            <w:r>
+              <w:rPr>
+                <w:rFonts w:ascii="Calibri" w:hAnsi="Calibri"/>
+                <w:sz w:val="20"/>
+              </w:rPr>
+              <w:t>3</w:t>
+            </w:r>
+          </w:p>
+        </w:tc>
+        <w:tc>
+          <w:tcPr>
+            <w:tcW w:w="0" w:type="auto"/>
+            <w:tcBorders>
+              <w:top w:val="single" w:sz="0" w:space="0" w:color="D3D3D3"/>
+              <w:left w:val="single" w:sz="0" w:space="0" w:color="D3D3D3"/>
+              <w:bottom w:val="single" w:sz="0" w:space="0" w:color="D3D3D3"/>
+              <w:right w:val="single" w:sz="0" w:space="0" w:color="D3D3D3"/>
+            </w:tcBorders>
+          </w:tcPr>
+          <w:p>
+            <w:pPr>
+              <w:keepNext/>
+              <w:spacing w:after="60"/>
+              <w:jc w:val="right"/>
+            </w:pPr>
+            <w:r>
+              <w:rPr>
+                <w:rFonts w:ascii="Calibri" w:hAnsi="Calibri"/>
+                <w:sz w:val="20"/>
+              </w:rPr>
+              <w:t>1.0000000</w:t>
+            </w:r>
+          </w:p>
+        </w:tc>
+        <w:tc>
+          <w:tcPr>
+            <w:tcW w:w="0" w:type="auto"/>
+            <w:tcBorders>
+              <w:top w:val="single" w:sz="0" w:space="0" w:color="D3D3D3"/>
+              <w:left w:val="single" w:sz="0" w:space="0" w:color="D3D3D3"/>
+              <w:bottom w:val="single" w:sz="0" w:space="0" w:color="D3D3D3"/>
+              <w:right w:val="single" w:sz="0" w:space="0" w:color="D3D3D3"/>
+            </w:tcBorders>
+          </w:tcPr>
+          <w:p>
+            <w:pPr>
+              <w:keepNext/>
+              <w:spacing w:after="60"/>
+              <w:jc w:val="right"/>
+            </w:pPr>
+            <w:r>
+              <w:rPr>
+                <w:rFonts w:ascii="Calibri" w:hAnsi="Calibri"/>
+                <w:sz w:val="20"/>
+              </w:rPr>
+              <w:t>0.003</w:t>
+            </w:r>
+          </w:p>
+        </w:tc>
+      </w:tr>
+      <w:tr>
+        <w:trPr>
+          <w:cantSplit/>
+          <w:jc w:val="center"/>
+        </w:trPr>
+        <w:tc>
+          <w:tcPr>
+            <w:tcW w:w="0" w:type="auto"/>
+            <w:tcBorders>
+              <w:top w:val="single" w:sz="0" w:space="0" w:color="D3D3D3"/>
+              <w:left w:val="single" w:sz="0" w:space="0" w:color="D3D3D3"/>
+              <w:bottom w:val="single" w:sz="0" w:space="0" w:color="D3D3D3"/>
+              <w:right w:val="single" w:sz="0" w:space="0" w:color="D3D3D3"/>
+            </w:tcBorders>
+          </w:tcPr>
+          <w:p>
+            <w:pPr>
+              <w:keepNext/>
+              <w:spacing w:after="60"/>
+            </w:pPr>
+            <w:r>
+              <w:rPr>
+                <w:rFonts w:ascii="Calibri" w:hAnsi="Calibri"/>
+                <w:sz w:val="20"/>
+              </w:rPr>
+              <w:t>Imobiliário</w:t>
+            </w:r>
+          </w:p>
+        </w:tc>
+        <w:tc>
+          <w:tcPr>
+            <w:tcW w:w="0" w:type="auto"/>
+            <w:tcBorders>
+              <w:top w:val="single" w:sz="0" w:space="0" w:color="D3D3D3"/>
+              <w:left w:val="single" w:sz="0" w:space="0" w:color="D3D3D3"/>
+              <w:bottom w:val="single" w:sz="0" w:space="0" w:color="D3D3D3"/>
+              <w:right w:val="single" w:sz="0" w:space="0" w:color="D3D3D3"/>
+            </w:tcBorders>
+          </w:tcPr>
+          <w:p>
+            <w:pPr>
+              <w:keepNext/>
+              <w:spacing w:after="60"/>
+            </w:pPr>
+            <w:r>
+              <w:rPr>
+                <w:rFonts w:ascii="Calibri" w:hAnsi="Calibri"/>
+                <w:sz w:val="20"/>
+              </w:rPr>
               <w:t>Contábil</w:t>
             </w:r>
           </w:p>
@@ -2233,7 +2949,7 @@
                 <w:rFonts w:ascii="Calibri" w:hAnsi="Calibri"/>
                 <w:sz w:val="20"/>
               </w:rPr>
-              <w:t>0.987</w:t>
+              <w:t>1.002</w:t>
             </w:r>
           </w:p>
         </w:tc>
@@ -2283,57 +2999,57 @@
                 <w:rFonts w:ascii="Calibri" w:hAnsi="Calibri"/>
                 <w:sz w:val="20"/>
               </w:rPr>
-              <w:t>3</w:t>
-            </w:r>
-          </w:p>
-        </w:tc>
-        <w:tc>
-          <w:tcPr>
-            <w:tcW w:w="0" w:type="auto"/>
-            <w:tcBorders>
-              <w:top w:val="single" w:sz="0" w:space="0" w:color="D3D3D3"/>
-              <w:left w:val="single" w:sz="0" w:space="0" w:color="D3D3D3"/>
-              <w:bottom w:val="single" w:sz="0" w:space="0" w:color="D3D3D3"/>
-              <w:right w:val="single" w:sz="0" w:space="0" w:color="D3D3D3"/>
-            </w:tcBorders>
-          </w:tcPr>
-          <w:p>
-            <w:pPr>
-              <w:keepNext/>
-              <w:spacing w:after="60"/>
-              <w:jc w:val="right"/>
-            </w:pPr>
-            <w:r>
-              <w:rPr>
-                <w:rFonts w:ascii="Calibri" w:hAnsi="Calibri"/>
-                <w:sz w:val="20"/>
-              </w:rPr>
-              <w:t>1</w:t>
-            </w:r>
-          </w:p>
-        </w:tc>
-        <w:tc>
-          <w:tcPr>
-            <w:tcW w:w="0" w:type="auto"/>
-            <w:tcBorders>
-              <w:top w:val="single" w:sz="0" w:space="0" w:color="D3D3D3"/>
-              <w:left w:val="single" w:sz="0" w:space="0" w:color="D3D3D3"/>
-              <w:bottom w:val="single" w:sz="0" w:space="0" w:color="D3D3D3"/>
-              <w:right w:val="single" w:sz="0" w:space="0" w:color="D3D3D3"/>
-            </w:tcBorders>
-          </w:tcPr>
-          <w:p>
-            <w:pPr>
-              <w:keepNext/>
-              <w:spacing w:after="60"/>
-              <w:jc w:val="right"/>
-            </w:pPr>
-            <w:r>
-              <w:rPr>
-                <w:rFonts w:ascii="Calibri" w:hAnsi="Calibri"/>
-                <w:sz w:val="20"/>
-              </w:rPr>
-              <w:t>0.002</w:t>
+              <w:t>4</w:t>
+            </w:r>
+          </w:p>
+        </w:tc>
+        <w:tc>
+          <w:tcPr>
+            <w:tcW w:w="0" w:type="auto"/>
+            <w:tcBorders>
+              <w:top w:val="single" w:sz="0" w:space="0" w:color="D3D3D3"/>
+              <w:left w:val="single" w:sz="0" w:space="0" w:color="D3D3D3"/>
+              <w:bottom w:val="single" w:sz="0" w:space="0" w:color="D3D3D3"/>
+              <w:right w:val="single" w:sz="0" w:space="0" w:color="D3D3D3"/>
+            </w:tcBorders>
+          </w:tcPr>
+          <w:p>
+            <w:pPr>
+              <w:keepNext/>
+              <w:spacing w:after="60"/>
+              <w:jc w:val="right"/>
+            </w:pPr>
+            <w:r>
+              <w:rPr>
+                <w:rFonts w:ascii="Calibri" w:hAnsi="Calibri"/>
+                <w:sz w:val="20"/>
+              </w:rPr>
+              <w:t>1.0000000</w:t>
+            </w:r>
+          </w:p>
+        </w:tc>
+        <w:tc>
+          <w:tcPr>
+            <w:tcW w:w="0" w:type="auto"/>
+            <w:tcBorders>
+              <w:top w:val="single" w:sz="0" w:space="0" w:color="D3D3D3"/>
+              <w:left w:val="single" w:sz="0" w:space="0" w:color="D3D3D3"/>
+              <w:bottom w:val="single" w:sz="0" w:space="0" w:color="D3D3D3"/>
+              <w:right w:val="single" w:sz="0" w:space="0" w:color="D3D3D3"/>
+            </w:tcBorders>
+          </w:tcPr>
+          <w:p>
+            <w:pPr>
+              <w:keepNext/>
+              <w:spacing w:after="60"/>
+              <w:jc w:val="right"/>
+            </w:pPr>
+            <w:r>
+              <w:rPr>
+                <w:rFonts w:ascii="Calibri" w:hAnsi="Calibri"/>
+                <w:sz w:val="20"/>
+              </w:rPr>
+              <w:t>0.001</w:t>
             </w:r>
           </w:p>
         </w:tc>
@@ -2361,7 +3077,7 @@
   <w:abstractNum w:abstractNumId="0" w15:restartNumberingAfterBreak="0">
     <w:nsid w:val="0000A990"/>
     <w:multiLevelType w:val="multilevel"/>
-    <w:tmpl w:val="3B50CF92"/>
+    <w:tmpl w:val="7796440E"/>
     <w:lvl w:ilvl="0">
       <w:numFmt w:val="bullet"/>
       <w:lvlText w:val=" "/>
@@ -2435,7 +3151,7 @@
       </w:pPr>
     </w:lvl>
   </w:abstractNum>
-  <w:num w:numId="1" w16cid:durableId="1243560242">
+  <w:num w:numId="1" w16cid:durableId="863595971">
     <w:abstractNumId w:val="0"/>
   </w:num>
 </w:numbering>
